--- a/rapoarte_1_4/Expert_Securitate_Cibernetica_1_4_Vlad_Botis.docx
+++ b/rapoarte_1_4/Expert_Securitate_Cibernetica_1_4_Vlad_Botis.docx
@@ -4,21 +4,19 @@
   <w:body>
     <w:p>
       <w:pPr>
-        <w:spacing w:after="280"/>
-        <w:jc w:val="left"/>
+        <w:spacing w:after="200"/>
       </w:pPr>
       <w:r>
         <w:rPr>
           <w:b/>
-          <w:sz w:val="28"/>
+          <w:sz w:val="24"/>
         </w:rPr>
         <w:t>Expert în securitate cibernetică – Vlad Botis</w:t>
       </w:r>
     </w:p>
     <w:p>
       <w:pPr>
-        <w:spacing w:before="120" w:after="120"/>
-        <w:jc w:val="both"/>
+        <w:spacing w:after="120"/>
       </w:pPr>
       <w:r>
         <w:rPr>
@@ -29,16 +27,14 @@
       </w:r>
       <w:r>
         <w:rPr>
-          <w:b w:val="0"/>
           <w:sz w:val="24"/>
         </w:rPr>
-        <w:t>Evaluarea overhead-ului mecanismelor de securitate implementate în subactivitatea 1.3 asupra performanței generale a sistemului integrat. Analiza costului computațional al validării token-urilor JWT per cerere autentificată, al funcțiilor de derivare a parolelor — argon2id pe platforma software, bcrypt pe platforma aeriană — și al interogărilor de verificare a stării contului executate în middleware-ul de autentificare. Documentarea relației dintre măsurile de securitate deja implementate și bugetul de performanță disponibil per subsistem, cu scopul de a integra dimensiunea de securitate în modelul de evaluare a performanței din subactivitatea 1.4.</w:t>
+        <w:t>Evaluarea overhead-ului mecanismelor de securitate implementate în subactivitatea 1.3 asupra performanței sistemului: cost computațional al validării JWT, al funcțiilor argon2id și bcrypt și al interogărilor de autentificare per cerere. Documentarea relației dintre măsurile de securitate aplicate și bugetul de performanță disponibil per subsistem.</w:t>
       </w:r>
     </w:p>
     <w:p>
       <w:pPr>
-        <w:spacing w:before="120" w:after="120"/>
-        <w:jc w:val="both"/>
+        <w:spacing w:after="120"/>
       </w:pPr>
       <w:r>
         <w:rPr>
@@ -49,16 +45,14 @@
       </w:r>
       <w:r>
         <w:rPr>
-          <w:b w:val="0"/>
           <w:sz w:val="24"/>
         </w:rPr>
-        <w:t>Benchmarking-ul overhead-ului de securitate pe componentele platformei: evaluarea impactului middleware-ului de autentificare asupra timpilor de răspuns API, documentarea costului de procesare al validării datelor de intrare prin pipeline-ul global și al mecanismelor de logging structurat active. Analiza implicațiilor de performanță ale activării TLS pe canalele de comunicare identificate ca necriptate în auditul din subactivitatea 1.3 — HTTP, MQTT, WebSocket —: estimarea overhead-ului adăugat de handshake-ul TLS și de criptarea continuă a traficului operațional, cu referire la impactul estimat asupra latenței comenzilor de zbor și a frecvenței telemetriei. Evaluarea overhead-ului potențial al activării DDS Security pe robotul terestru și impactul său asupra frecvenței de procesare a norului de puncte LiDAR.</w:t>
+        <w:t>Benchmarking-ul overhead-ului de securitate pe componentele platformei: impactul middleware-ului de autentificare, al validării datelor de intrare și al logging-ului structurat. Estimarea overhead-ului activării TLS pe canalele necriptate identificate în subactivitatea 1.3 și a impactului acestuia asupra latenței operaționale.</w:t>
       </w:r>
     </w:p>
     <w:p>
       <w:pPr>
-        <w:spacing w:before="120" w:after="120"/>
-        <w:jc w:val="both"/>
+        <w:spacing w:after="120"/>
       </w:pPr>
       <w:r>
         <w:rPr>
@@ -69,10 +63,9 @@
       </w:r>
       <w:r>
         <w:rPr>
-          <w:b w:val="0"/>
           <w:sz w:val="24"/>
         </w:rPr>
-        <w:t>Documentarea compromisurilor acceptabile dintre securitate și performanță pentru fiecare subsistem în parte: definirea nivelurilor de overhead tolerabile fără impact semnificativ asupra misiunilor de inspecție autonomă, cu referire la constrângerile de timp real ale robotului și la latența critică a comenzilor de zbor pentru dronă. Contribuție la ajustările specificațiilor de echipamente din perspectiva securității: evaluarea cerințelor de procesare pentru activarea criptării pe canalele operaționale și a necesității unui modul hardware dedicat funcțiilor criptografice pe platforma edge. Validarea secțiunilor din raportul 1.4 privind relația performanță–securitate și a recomandărilor de ajustare formulate în concluzii, asigurând coerența cu vulnerabilitățile documentate și cu măsurile de remediere propuse în subactivitatea anterioară.</w:t>
+        <w:t>Documentarea compromisurilor acceptabile dintre securitate și performanță pentru fiecare subsistem în parte. Contribuție la ajustările specificațiilor de echipamente din perspectiva securității și validarea secțiunilor din raportul 1.4 privind relația performanță–securitate.</w:t>
       </w:r>
     </w:p>
     <w:sectPr>

--- a/rapoarte_1_4/Expert_Securitate_Cibernetica_1_4_Vlad_Botis.docx
+++ b/rapoarte_1_4/Expert_Securitate_Cibernetica_1_4_Vlad_Botis.docx
@@ -29,7 +29,7 @@
         <w:rPr>
           <w:sz w:val="24"/>
         </w:rPr>
-        <w:t>Evaluarea overhead-ului mecanismelor de securitate implementate în subactivitatea 1.3 asupra performanței sistemului: cost computațional al validării JWT, al funcțiilor argon2id și bcrypt și al interogărilor de autentificare per cerere. Documentarea relației dintre măsurile de securitate aplicate și bugetul de performanță disponibil per subsistem.</w:t>
+        <w:t>Evaluarea overhead-ului mecanismelor de securitate din subactivitatea 1.3 asupra performanței sistemului: cost computațional JWT, argon2id, bcrypt și interogările de autentificare per cerere. Documentarea relației dintre securitate și bugetul de performanță per subsistem.</w:t>
       </w:r>
     </w:p>
     <w:p>
@@ -47,7 +47,7 @@
         <w:rPr>
           <w:sz w:val="24"/>
         </w:rPr>
-        <w:t>Benchmarking-ul overhead-ului de securitate pe componentele platformei: impactul middleware-ului de autentificare, al validării datelor de intrare și al logging-ului structurat. Estimarea overhead-ului activării TLS pe canalele necriptate identificate în subactivitatea 1.3 și a impactului acestuia asupra latenței operaționale.</w:t>
+        <w:t>Benchmarking-ul overhead-ului de securitate: impactul middleware-ului de autentificare, al validării datelor de intrare și al logging-ului structurat. Estimarea overhead-ului activării TLS pe canalele necriptate identificate în 1.3 și a impactului asupra latenței.</w:t>
       </w:r>
     </w:p>
     <w:p>
@@ -65,7 +65,7 @@
         <w:rPr>
           <w:sz w:val="24"/>
         </w:rPr>
-        <w:t>Documentarea compromisurilor acceptabile dintre securitate și performanță pentru fiecare subsistem în parte. Contribuție la ajustările specificațiilor de echipamente din perspectiva securității și validarea secțiunilor din raportul 1.4 privind relația performanță–securitate.</w:t>
+        <w:t>Documentarea compromisurilor acceptabile dintre securitate și performanță per subsistem. Contribuție la ajustările specificațiilor de echipamente din perspectiva securității și validarea secțiunilor din raportul 1.4 privind relația performanță–securitate.</w:t>
       </w:r>
     </w:p>
     <w:sectPr>
